--- a/22052611--2.docx
+++ b/22052611--2.docx
@@ -157,6 +157,36 @@
         <w:jc w:val="center"/>
         <w:rPr>
           <w:rFonts w:ascii="Times New Roman" w:hAnsi="Times New Roman" w:cs="Times New Roman"/>
+        </w:rPr>
+      </w:pPr>
+      <w:r>
+        <w:rPr>
+          <w:rFonts w:ascii="Times New Roman" w:hAnsi="Times New Roman" w:cs="Times New Roman"/>
+        </w:rPr>
+        <w:t xml:space="preserve">Project Link: </w:t>
+      </w:r>
+      <w:hyperlink r:id="rId7" w:history="1">
+        <w:r>
+          <w:rPr>
+            <w:rStyle w:val="Hyperlink"/>
+            <w:rFonts w:ascii="Times New Roman" w:hAnsi="Times New Roman" w:cs="Times New Roman"/>
+          </w:rPr>
+          <w:t>https://github.com/22052611/Cargo-Container-Loading</w:t>
+        </w:r>
+      </w:hyperlink>
+      <w:r>
+        <w:rPr>
+          <w:rFonts w:ascii="Times New Roman" w:hAnsi="Times New Roman" w:cs="Times New Roman"/>
+        </w:rPr>
+        <w:t xml:space="preserve"> </w:t>
+      </w:r>
+    </w:p>
+    <w:p>
+      <w:pPr>
+        <w:spacing w:line="480" w:lineRule="auto"/>
+        <w:jc w:val="center"/>
+        <w:rPr>
+          <w:rFonts w:ascii="Times New Roman" w:hAnsi="Times New Roman" w:cs="Times New Roman"/>
           <w:b/>
           <w:bCs/>
         </w:rPr>
@@ -219,7 +249,19 @@
         <w:rPr>
           <w:rFonts w:ascii="Times New Roman" w:hAnsi="Times New Roman" w:cs="Times New Roman"/>
         </w:rPr>
-        <w:t>This section presents the results obtained from implementing and testing the evolutionary algorithm for the cargo container loading problem. The algorithm was tested on both reference and challenging problem instances, with performance measured across multiple algorithms including the evolutionary approach, various greedy strategies, and the bottom-left heuristic.</w:t>
+        <w:t>T</w:t>
+      </w:r>
+      <w:r>
+        <w:rPr>
+          <w:rFonts w:ascii="Times New Roman" w:hAnsi="Times New Roman" w:cs="Times New Roman"/>
+        </w:rPr>
+        <w:t>he results of the application and experimentation of the evolutionary algorithm in solving the cargo container loading problem will be provided. This algorithm was experimented with reference and challenging problem cases and it was experimented in terms of performance with various algorithms such as the evolutionary algorithm, different greedy algorithms, and the bottom-left algorithm</w:t>
+      </w:r>
+      <w:r>
+        <w:rPr>
+          <w:rFonts w:ascii="Times New Roman" w:hAnsi="Times New Roman" w:cs="Times New Roman"/>
+        </w:rPr>
+        <w:t>.</w:t>
       </w:r>
     </w:p>
     <w:p>
@@ -270,13 +312,13 @@
           <w:b/>
           <w:bCs/>
         </w:rPr>
-        <w:t>Container</w:t>
-      </w:r>
-      <w:r>
-        <w:rPr>
-          <w:rFonts w:ascii="Times New Roman" w:hAnsi="Times New Roman" w:cs="Times New Roman"/>
-        </w:rPr>
-        <w:t>: 20×15 m, Max Weight: 1000 kg  </w:t>
+        <w:t>Container:</w:t>
+      </w:r>
+      <w:r>
+        <w:rPr>
+          <w:rFonts w:ascii="Times New Roman" w:hAnsi="Times New Roman" w:cs="Times New Roman"/>
+        </w:rPr>
+        <w:t xml:space="preserve"> 20x15 m, Max Weight: 1000 kg  </w:t>
       </w:r>
     </w:p>
     <w:p>
@@ -293,13 +335,13 @@
           <w:b/>
           <w:bCs/>
         </w:rPr>
-        <w:t>Cylinders</w:t>
-      </w:r>
-      <w:r>
-        <w:rPr>
-          <w:rFonts w:ascii="Times New Roman" w:hAnsi="Times New Roman" w:cs="Times New Roman"/>
-        </w:rPr>
-        <w:t>: 3 cylinders with diameters 4m, 3m, 2m and weights 200kg, 150kg, 100kg</w:t>
+        <w:t>Cylinders:</w:t>
+      </w:r>
+      <w:r>
+        <w:rPr>
+          <w:rFonts w:ascii="Times New Roman" w:hAnsi="Times New Roman" w:cs="Times New Roman"/>
+        </w:rPr>
+        <w:t xml:space="preserve"> 3 cylinders: 3 cylinders of diameters 4 m, 3 m, and 2 m and weights 200kg, 150kg and 100kg</w:t>
       </w:r>
     </w:p>
     <w:tbl>
@@ -1106,8 +1148,13 @@
         <w:rPr>
           <w:rFonts w:ascii="Times New Roman" w:hAnsi="Times New Roman" w:cs="Times New Roman"/>
         </w:rPr>
-        <w:lastRenderedPageBreak/>
-        <w:t>All algorithms found perfect solutions (fitness = 0) for this simple instance. The evolutionary algorithm took longer but demonstrated robustness across different initial conditions.</w:t>
+        <w:t>This simple case had perfect solutions (fitness = 0) to all algorithms. The evolutionary algorithm was slower but was also more robust in a variety of initial conditions</w:t>
+      </w:r>
+      <w:r>
+        <w:rPr>
+          <w:rFonts w:ascii="Times New Roman" w:hAnsi="Times New Roman" w:cs="Times New Roman"/>
+        </w:rPr>
+        <w:t>.</w:t>
       </w:r>
     </w:p>
     <w:p>
@@ -1141,13 +1188,13 @@
           <w:b/>
           <w:bCs/>
         </w:rPr>
-        <w:t>Container</w:t>
-      </w:r>
-      <w:r>
-        <w:rPr>
-          <w:rFonts w:ascii="Times New Roman" w:hAnsi="Times New Roman" w:cs="Times New Roman"/>
-        </w:rPr>
-        <w:t>: 20×15 m, Max Weight: 1500 kg  </w:t>
+        <w:t>Container:</w:t>
+      </w:r>
+      <w:r>
+        <w:rPr>
+          <w:rFonts w:ascii="Times New Roman" w:hAnsi="Times New Roman" w:cs="Times New Roman"/>
+        </w:rPr>
+        <w:t xml:space="preserve"> 20x15 m, Max Weight: 1500 kg  </w:t>
       </w:r>
     </w:p>
     <w:p>
@@ -1164,13 +1211,13 @@
           <w:b/>
           <w:bCs/>
         </w:rPr>
-        <w:t>Cylinders</w:t>
-      </w:r>
-      <w:r>
-        <w:rPr>
-          <w:rFonts w:ascii="Times New Roman" w:hAnsi="Times New Roman" w:cs="Times New Roman"/>
-        </w:rPr>
-        <w:t>: 5 cylinders with mixed sizes and weights</w:t>
+        <w:t>Cylinders:</w:t>
+      </w:r>
+      <w:r>
+        <w:rPr>
+          <w:rFonts w:ascii="Times New Roman" w:hAnsi="Times New Roman" w:cs="Times New Roman"/>
+        </w:rPr>
+        <w:t xml:space="preserve"> 5 mixed weight cylinders with mixed size</w:t>
       </w:r>
     </w:p>
     <w:tbl>
@@ -1977,7 +2024,13 @@
         <w:rPr>
           <w:rFonts w:ascii="Times New Roman" w:hAnsi="Times New Roman" w:cs="Times New Roman"/>
         </w:rPr>
-        <w:t>The evolutionary algorithm achieved a perfect solution, while greedy approaches had higher fitness values indicating suboptimal packing. The bottom-left heuristic performed better than most greedy strategies but still couldn't match the evolutionary approach.</w:t>
+        <w:t>The evolution algorithm was able to obtain an optimal solution and greedy methods obtained greater values of fitness signifying non-optimal packing. The bottom-left heuristic did not do as well as the majority of greedy strategies, but it was still worse than the evolutionary approach</w:t>
+      </w:r>
+      <w:r>
+        <w:rPr>
+          <w:rFonts w:ascii="Times New Roman" w:hAnsi="Times New Roman" w:cs="Times New Roman"/>
+        </w:rPr>
+        <w:t>.</w:t>
       </w:r>
     </w:p>
     <w:p>
@@ -2011,13 +2064,13 @@
           <w:b/>
           <w:bCs/>
         </w:rPr>
-        <w:t>Container</w:t>
-      </w:r>
-      <w:r>
-        <w:rPr>
-          <w:rFonts w:ascii="Times New Roman" w:hAnsi="Times New Roman" w:cs="Times New Roman"/>
-        </w:rPr>
-        <w:t xml:space="preserve"> 20×15 m, Max Weight: 2000 kg  </w:t>
+        <w:t>Containe</w:t>
+      </w:r>
+      <w:r>
+        <w:rPr>
+          <w:rFonts w:ascii="Times New Roman" w:hAnsi="Times New Roman" w:cs="Times New Roman"/>
+        </w:rPr>
+        <w:t xml:space="preserve">r 20x15 m, Max Weight: 2000 kg  </w:t>
       </w:r>
     </w:p>
     <w:p>
@@ -2034,13 +2087,14 @@
           <w:b/>
           <w:bCs/>
         </w:rPr>
-        <w:t>Cylinders</w:t>
-      </w:r>
-      <w:r>
-        <w:rPr>
-          <w:rFonts w:ascii="Times New Roman" w:hAnsi="Times New Roman" w:cs="Times New Roman"/>
-        </w:rPr>
-        <w:t>: 7 cylinders with diverse sizes and weights</w:t>
+        <w:lastRenderedPageBreak/>
+        <w:t>Cylinders:</w:t>
+      </w:r>
+      <w:r>
+        <w:rPr>
+          <w:rFonts w:ascii="Times New Roman" w:hAnsi="Times New Roman" w:cs="Times New Roman"/>
+        </w:rPr>
+        <w:t xml:space="preserve"> There are 7 cylinders whose size and weights vary</w:t>
       </w:r>
     </w:p>
     <w:tbl>
@@ -2078,7 +2132,6 @@
                 <w:b/>
                 <w:bCs/>
               </w:rPr>
-              <w:lastRenderedPageBreak/>
               <w:t>Algorithm</w:t>
             </w:r>
           </w:p>
@@ -2848,7 +2901,13 @@
         <w:rPr>
           <w:rFonts w:ascii="Times New Roman" w:hAnsi="Times New Roman" w:cs="Times New Roman"/>
         </w:rPr>
-        <w:t>The evolutionary algorithm consistently found perfect solutions across all reference instances. The performance gap between evolutionary and greedy approaches increased with problem complexity, demonstrating the scalability of the genetic algorithm.</w:t>
+        <w:t>Perfect solutions were found by the evolutionary algorithm in all the reference cases. The advantage of evolutionary over greedy performance improved with the complexity of the problems, indicating the ability of genetic algorithm to scale</w:t>
+      </w:r>
+      <w:r>
+        <w:rPr>
+          <w:rFonts w:ascii="Times New Roman" w:hAnsi="Times New Roman" w:cs="Times New Roman"/>
+        </w:rPr>
+        <w:t>.</w:t>
       </w:r>
     </w:p>
     <w:p>
@@ -2907,6 +2966,7 @@
     <w:p>
       <w:pPr>
         <w:spacing w:line="480" w:lineRule="auto"/>
+        <w:jc w:val="both"/>
         <w:rPr>
           <w:rFonts w:ascii="Times New Roman" w:hAnsi="Times New Roman" w:cs="Times New Roman"/>
         </w:rPr>
@@ -2917,33 +2977,36 @@
           <w:b/>
           <w:bCs/>
         </w:rPr>
-        <w:t>Container</w:t>
-      </w:r>
-      <w:r>
-        <w:rPr>
-          <w:rFonts w:ascii="Times New Roman" w:hAnsi="Times New Roman" w:cs="Times New Roman"/>
-        </w:rPr>
-        <w:t>: 20×15 m, Max Weight: 2500 kg</w:t>
-      </w:r>
-      <w:r>
-        <w:rPr>
-          <w:rFonts w:ascii="Times New Roman" w:hAnsi="Times New Roman" w:cs="Times New Roman"/>
-        </w:rPr>
-        <w:br/>
-      </w:r>
+        <w:t>Container:</w:t>
+      </w:r>
+      <w:r>
+        <w:rPr>
+          <w:rFonts w:ascii="Times New Roman" w:hAnsi="Times New Roman" w:cs="Times New Roman"/>
+        </w:rPr>
+        <w:t xml:space="preserve"> 20x15 m, Max Weight: 2500 kg</w:t>
+      </w:r>
+    </w:p>
+    <w:p>
+      <w:pPr>
+        <w:spacing w:line="480" w:lineRule="auto"/>
+        <w:jc w:val="both"/>
+        <w:rPr>
+          <w:rFonts w:ascii="Times New Roman" w:hAnsi="Times New Roman" w:cs="Times New Roman"/>
+        </w:rPr>
+      </w:pPr>
       <w:r>
         <w:rPr>
           <w:rFonts w:ascii="Times New Roman" w:hAnsi="Times New Roman" w:cs="Times New Roman"/>
           <w:b/>
           <w:bCs/>
         </w:rPr>
-        <w:t>Cylinders</w:t>
-      </w:r>
-      <w:r>
-        <w:rPr>
-          <w:rFonts w:ascii="Times New Roman" w:hAnsi="Times New Roman" w:cs="Times New Roman"/>
-        </w:rPr>
-        <w:t>: 12 cylinders with diameter 2.5m and weight 180kg each</w:t>
+        <w:t>Cylinders:</w:t>
+      </w:r>
+      <w:r>
+        <w:rPr>
+          <w:rFonts w:ascii="Times New Roman" w:hAnsi="Times New Roman" w:cs="Times New Roman"/>
+        </w:rPr>
+        <w:t xml:space="preserve"> 12 cylinders and 2.5m long, 180kg each</w:t>
       </w:r>
     </w:p>
     <w:tbl>
@@ -3293,18 +3356,32 @@
           <w:rFonts w:ascii="Times New Roman" w:hAnsi="Times New Roman" w:cs="Times New Roman"/>
         </w:rPr>
       </w:pPr>
-      <w:r>
-        <w:rPr>
-          <w:rFonts w:ascii="Times New Roman" w:hAnsi="Times New Roman" w:cs="Times New Roman"/>
-        </w:rPr>
-        <w:t>The evolutionary algorithm successfully packed all cylinders while maintaining perfect constraint satisfaction. The bottom-left heuristic struggled with the high number of small cylinders, resulting in suboptimal packing.</w:t>
-      </w:r>
     </w:p>
     <w:p>
       <w:pPr>
         <w:spacing w:line="480" w:lineRule="auto"/>
         <w:rPr>
           <w:rFonts w:ascii="Times New Roman" w:hAnsi="Times New Roman" w:cs="Times New Roman"/>
+        </w:rPr>
+      </w:pPr>
+      <w:r>
+        <w:rPr>
+          <w:rFonts w:ascii="Times New Roman" w:hAnsi="Times New Roman" w:cs="Times New Roman"/>
+        </w:rPr>
+        <w:t>The evolutionary algorithm was able to pack all of the cylinders without sacrificing the perfect constraint satisfaction. The bottom-left optimization was not able to handle the abundance of small cylinders leading to poor packing</w:t>
+      </w:r>
+      <w:r>
+        <w:rPr>
+          <w:rFonts w:ascii="Times New Roman" w:hAnsi="Times New Roman" w:cs="Times New Roman"/>
+        </w:rPr>
+        <w:t>.</w:t>
+      </w:r>
+    </w:p>
+    <w:p>
+      <w:pPr>
+        <w:spacing w:line="480" w:lineRule="auto"/>
+        <w:rPr>
+          <w:rFonts w:ascii="Times New Roman" w:hAnsi="Times New Roman" w:cs="Times New Roman"/>
           <w:b/>
           <w:bCs/>
         </w:rPr>
@@ -3321,6 +3398,7 @@
     <w:p>
       <w:pPr>
         <w:spacing w:line="480" w:lineRule="auto"/>
+        <w:jc w:val="both"/>
         <w:rPr>
           <w:rFonts w:ascii="Times New Roman" w:hAnsi="Times New Roman" w:cs="Times New Roman"/>
         </w:rPr>
@@ -3337,27 +3415,35 @@
         <w:rPr>
           <w:rFonts w:ascii="Times New Roman" w:hAnsi="Times New Roman" w:cs="Times New Roman"/>
         </w:rPr>
-        <w:t>: 20×15 m, Max Weight: 1800 kg</w:t>
-      </w:r>
-      <w:r>
-        <w:rPr>
-          <w:rFonts w:ascii="Times New Roman" w:hAnsi="Times New Roman" w:cs="Times New Roman"/>
-        </w:rPr>
-        <w:br/>
-      </w:r>
+        <w:t>: 20x15 m, Max Weight: 1800 kg</w:t>
+      </w:r>
+    </w:p>
+    <w:p>
+      <w:pPr>
+        <w:spacing w:line="480" w:lineRule="auto"/>
+        <w:rPr>
+          <w:rFonts w:ascii="Times New Roman" w:hAnsi="Times New Roman" w:cs="Times New Roman"/>
+        </w:rPr>
+      </w:pPr>
       <w:r>
         <w:rPr>
           <w:rFonts w:ascii="Times New Roman" w:hAnsi="Times New Roman" w:cs="Times New Roman"/>
           <w:b/>
           <w:bCs/>
         </w:rPr>
-        <w:t>Cylinders</w:t>
-      </w:r>
-      <w:r>
-        <w:rPr>
-          <w:rFonts w:ascii="Times New Roman" w:hAnsi="Times New Roman" w:cs="Times New Roman"/>
-        </w:rPr>
-        <w:t>: 10 cylinders with diverse sizes and tight weight constraints</w:t>
+        <w:t>Cylinders:</w:t>
+      </w:r>
+      <w:r>
+        <w:rPr>
+          <w:rFonts w:ascii="Times New Roman" w:hAnsi="Times New Roman" w:cs="Times New Roman"/>
+        </w:rPr>
+        <w:t xml:space="preserve"> The cylinders are 10 with different sizes and strict weight requirements</w:t>
+      </w:r>
+      <w:r>
+        <w:rPr>
+          <w:rFonts w:ascii="Times New Roman" w:hAnsi="Times New Roman" w:cs="Times New Roman"/>
+        </w:rPr>
+        <w:t>.</w:t>
       </w:r>
     </w:p>
     <w:tbl>
@@ -3617,6 +3703,7 @@
               <w:rPr>
                 <w:rFonts w:ascii="Times New Roman" w:hAnsi="Times New Roman" w:cs="Times New Roman"/>
               </w:rPr>
+              <w:lastRenderedPageBreak/>
               <w:t>Bottom-Left</w:t>
             </w:r>
           </w:p>
@@ -3724,8 +3811,13 @@
         <w:rPr>
           <w:rFonts w:ascii="Times New Roman" w:hAnsi="Times New Roman" w:cs="Times New Roman"/>
         </w:rPr>
-        <w:lastRenderedPageBreak/>
-        <w:t>The weight constraints made this instance particularly challenging. The evolutionary algorithm found a solution that perfectly satisfied all constraints, while the bottom-left heuristic had difficulty achieving optimal packing density.</w:t>
+        <w:t>This case was especially problematic because of the weight limitations. The evolutionary algorithm was able to find a solution, which best met all constraints, whereas the bottom-left heuristic struggled to obtain the optimal packing density</w:t>
+      </w:r>
+      <w:r>
+        <w:rPr>
+          <w:rFonts w:ascii="Times New Roman" w:hAnsi="Times New Roman" w:cs="Times New Roman"/>
+        </w:rPr>
+        <w:t>.</w:t>
       </w:r>
     </w:p>
     <w:p>
@@ -3749,6 +3841,7 @@
     <w:p>
       <w:pPr>
         <w:spacing w:line="480" w:lineRule="auto"/>
+        <w:jc w:val="both"/>
         <w:rPr>
           <w:rFonts w:ascii="Times New Roman" w:hAnsi="Times New Roman" w:cs="Times New Roman"/>
         </w:rPr>
@@ -3759,33 +3852,41 @@
           <w:b/>
           <w:bCs/>
         </w:rPr>
-        <w:t>Container</w:t>
-      </w:r>
-      <w:r>
-        <w:rPr>
-          <w:rFonts w:ascii="Times New Roman" w:hAnsi="Times New Roman" w:cs="Times New Roman"/>
-        </w:rPr>
-        <w:t>: 20×15 m, Max Weight: 2200 kg</w:t>
-      </w:r>
-      <w:r>
-        <w:rPr>
-          <w:rFonts w:ascii="Times New Roman" w:hAnsi="Times New Roman" w:cs="Times New Roman"/>
-        </w:rPr>
-        <w:br/>
-      </w:r>
+        <w:t>Container:</w:t>
+      </w:r>
+      <w:r>
+        <w:rPr>
+          <w:rFonts w:ascii="Times New Roman" w:hAnsi="Times New Roman" w:cs="Times New Roman"/>
+        </w:rPr>
+        <w:t xml:space="preserve"> 20x15 m, Max Weight: 2200 kg</w:t>
+      </w:r>
+    </w:p>
+    <w:p>
+      <w:pPr>
+        <w:spacing w:line="480" w:lineRule="auto"/>
+        <w:rPr>
+          <w:rFonts w:ascii="Times New Roman" w:hAnsi="Times New Roman" w:cs="Times New Roman"/>
+        </w:rPr>
+      </w:pPr>
       <w:r>
         <w:rPr>
           <w:rFonts w:ascii="Times New Roman" w:hAnsi="Times New Roman" w:cs="Times New Roman"/>
           <w:b/>
           <w:bCs/>
         </w:rPr>
-        <w:t>Cylinders</w:t>
-      </w:r>
-      <w:r>
-        <w:rPr>
-          <w:rFonts w:ascii="Times New Roman" w:hAnsi="Times New Roman" w:cs="Times New Roman"/>
-        </w:rPr>
-        <w:t>: 12 cylinders with mixed sizes and strict weight distribution requirements</w:t>
+        <w:t>Cylinders:</w:t>
+      </w:r>
+      <w:r>
+        <w:rPr>
+          <w:rFonts w:ascii="Times New Roman" w:hAnsi="Times New Roman" w:cs="Times New Roman"/>
+        </w:rPr>
+        <w:t xml:space="preserve"> 12 cylinders of mixed sizes and close requirements of weight distribution</w:t>
+      </w:r>
+      <w:r>
+        <w:rPr>
+          <w:rFonts w:ascii="Times New Roman" w:hAnsi="Times New Roman" w:cs="Times New Roman"/>
+        </w:rPr>
+        <w:t>.</w:t>
       </w:r>
     </w:p>
     <w:tbl>
@@ -4149,7 +4250,13 @@
         <w:rPr>
           <w:rFonts w:ascii="Times New Roman" w:hAnsi="Times New Roman" w:cs="Times New Roman"/>
         </w:rPr>
-        <w:t>This instance tested the most complex constraints. The evolutionary algorithm successfully balanced packing density with weight distribution, achieving perfect constraint satisfaction. The bottom-left heuristic showed significant performance degradation.</w:t>
+        <w:t>This example was a test of the most complicated constraints. The evolutionary algorithm was able to compromise between the packing density and weight distribution so that constraints were met perfectly. Weaknesses were on the bottom-left heuristic which performed poorly</w:t>
+      </w:r>
+      <w:r>
+        <w:rPr>
+          <w:rFonts w:ascii="Times New Roman" w:hAnsi="Times New Roman" w:cs="Times New Roman"/>
+        </w:rPr>
+        <w:t>.</w:t>
       </w:r>
     </w:p>
     <w:p>
@@ -4199,7 +4306,7 @@
         <w:rPr>
           <w:rFonts w:ascii="Times New Roman" w:hAnsi="Times New Roman" w:cs="Times New Roman"/>
         </w:rPr>
-        <w:t>The implementation successfully demonstrated the effectiveness of evolutionary algorithms for solving the cargo container loading problem. The algorithm achieved perfect solutions across all reference and challenging instances, outperforming traditional greedy and heuristic approaches in solution quality while maintaining reasonable computational efficiency.</w:t>
+        <w:t>The application was efficient in proving the efficiency of the evolutionary algorithms in solving the cargo container loading problem. The algorithm has found optimal solutions in all reference and difficult cases and has a better solution quality than the traditional greedy and heuristic methods with a reasonable level of computational efficiency.</w:t>
       </w:r>
     </w:p>
     <w:p>
@@ -4214,13 +4321,23 @@
         <w:rPr>
           <w:rFonts w:ascii="Times New Roman" w:hAnsi="Times New Roman" w:cs="Times New Roman"/>
         </w:rPr>
-        <w:t>The key to success was the combination of:</w:t>
+        <w:t>The combination of: was the key of success</w:t>
+      </w:r>
+      <w:r>
+        <w:rPr>
+          <w:rFonts w:ascii="Times New Roman" w:hAnsi="Times New Roman" w:cs="Times New Roman"/>
+        </w:rPr>
+        <w:t>;</w:t>
       </w:r>
     </w:p>
     <w:p>
       <w:pPr>
+        <w:pStyle w:val="ListParagraph"/>
+        <w:numPr>
+          <w:ilvl w:val="0"/>
+          <w:numId w:val="3"/>
+        </w:numPr>
         <w:spacing w:line="480" w:lineRule="auto"/>
-        <w:ind w:firstLine="720"/>
         <w:jc w:val="both"/>
         <w:rPr>
           <w:rFonts w:ascii="Times New Roman" w:hAnsi="Times New Roman" w:cs="Times New Roman"/>
@@ -4230,13 +4347,17 @@
         <w:rPr>
           <w:rFonts w:ascii="Times New Roman" w:hAnsi="Times New Roman" w:cs="Times New Roman"/>
         </w:rPr>
-        <w:t>1. Effective problem encoding using permutations</w:t>
+        <w:t>Learning about effective problem encoding with permutations.</w:t>
       </w:r>
     </w:p>
     <w:p>
       <w:pPr>
+        <w:pStyle w:val="ListParagraph"/>
+        <w:numPr>
+          <w:ilvl w:val="0"/>
+          <w:numId w:val="3"/>
+        </w:numPr>
         <w:spacing w:line="480" w:lineRule="auto"/>
-        <w:ind w:firstLine="720"/>
         <w:jc w:val="both"/>
         <w:rPr>
           <w:rFonts w:ascii="Times New Roman" w:hAnsi="Times New Roman" w:cs="Times New Roman"/>
@@ -4246,13 +4367,17 @@
         <w:rPr>
           <w:rFonts w:ascii="Times New Roman" w:hAnsi="Times New Roman" w:cs="Times New Roman"/>
         </w:rPr>
-        <w:t>2. Comprehensive fitness function with constraint penalties</w:t>
+        <w:t>Penalties on constraints Comprehensive fitness</w:t>
       </w:r>
     </w:p>
     <w:p>
       <w:pPr>
+        <w:pStyle w:val="ListParagraph"/>
+        <w:numPr>
+          <w:ilvl w:val="0"/>
+          <w:numId w:val="3"/>
+        </w:numPr>
         <w:spacing w:line="480" w:lineRule="auto"/>
-        <w:ind w:firstLine="720"/>
         <w:jc w:val="both"/>
         <w:rPr>
           <w:rFonts w:ascii="Times New Roman" w:hAnsi="Times New Roman" w:cs="Times New Roman"/>
@@ -4262,13 +4387,17 @@
         <w:rPr>
           <w:rFonts w:ascii="Times New Roman" w:hAnsi="Times New Roman" w:cs="Times New Roman"/>
         </w:rPr>
-        <w:t>3. Well-tuned evolutionary operators</w:t>
+        <w:t>Evolutionary operators that are well-tuned.</w:t>
       </w:r>
     </w:p>
     <w:p>
       <w:pPr>
+        <w:pStyle w:val="ListParagraph"/>
+        <w:numPr>
+          <w:ilvl w:val="0"/>
+          <w:numId w:val="3"/>
+        </w:numPr>
         <w:spacing w:line="480" w:lineRule="auto"/>
-        <w:ind w:firstLine="720"/>
         <w:jc w:val="both"/>
         <w:rPr>
           <w:rFonts w:ascii="Times New Roman" w:hAnsi="Times New Roman" w:cs="Times New Roman"/>
@@ -4278,11 +4407,11 @@
         <w:rPr>
           <w:rFonts w:ascii="Times New Roman" w:hAnsi="Times New Roman" w:cs="Times New Roman"/>
         </w:rPr>
-        <w:t>4. Strategic local search integration</w:t>
+        <w:t>Local search integration strategy.</w:t>
       </w:r>
     </w:p>
     <w:sectPr>
-      <w:headerReference w:type="default" r:id="rId7"/>
+      <w:headerReference w:type="default" r:id="rId8"/>
       <w:pgSz w:w="12240" w:h="15840"/>
       <w:pgMar w:top="1440" w:right="1440" w:bottom="1440" w:left="1440" w:header="720" w:footer="720" w:gutter="0"/>
       <w:cols w:space="720"/>
@@ -4547,6 +4676,92 @@
     </w:lvl>
   </w:abstractNum>
   <w:abstractNum w:abstractNumId="1" w15:restartNumberingAfterBreak="0">
+    <w:nsid w:val="42C82447"/>
+    <w:multiLevelType w:val="hybridMultilevel"/>
+    <w:tmpl w:val="D0D0622E"/>
+    <w:lvl w:ilvl="0" w:tplc="0409000F">
+      <w:start w:val="1"/>
+      <w:numFmt w:val="decimal"/>
+      <w:lvlText w:val="%1."/>
+      <w:lvlJc w:val="left"/>
+      <w:pPr>
+        <w:ind w:left="720" w:hanging="360"/>
+      </w:pPr>
+    </w:lvl>
+    <w:lvl w:ilvl="1" w:tplc="04090019" w:tentative="1">
+      <w:start w:val="1"/>
+      <w:numFmt w:val="lowerLetter"/>
+      <w:lvlText w:val="%2."/>
+      <w:lvlJc w:val="left"/>
+      <w:pPr>
+        <w:ind w:left="1440" w:hanging="360"/>
+      </w:pPr>
+    </w:lvl>
+    <w:lvl w:ilvl="2" w:tplc="0409001B" w:tentative="1">
+      <w:start w:val="1"/>
+      <w:numFmt w:val="lowerRoman"/>
+      <w:lvlText w:val="%3."/>
+      <w:lvlJc w:val="right"/>
+      <w:pPr>
+        <w:ind w:left="2160" w:hanging="180"/>
+      </w:pPr>
+    </w:lvl>
+    <w:lvl w:ilvl="3" w:tplc="0409000F" w:tentative="1">
+      <w:start w:val="1"/>
+      <w:numFmt w:val="decimal"/>
+      <w:lvlText w:val="%4."/>
+      <w:lvlJc w:val="left"/>
+      <w:pPr>
+        <w:ind w:left="2880" w:hanging="360"/>
+      </w:pPr>
+    </w:lvl>
+    <w:lvl w:ilvl="4" w:tplc="04090019" w:tentative="1">
+      <w:start w:val="1"/>
+      <w:numFmt w:val="lowerLetter"/>
+      <w:lvlText w:val="%5."/>
+      <w:lvlJc w:val="left"/>
+      <w:pPr>
+        <w:ind w:left="3600" w:hanging="360"/>
+      </w:pPr>
+    </w:lvl>
+    <w:lvl w:ilvl="5" w:tplc="0409001B" w:tentative="1">
+      <w:start w:val="1"/>
+      <w:numFmt w:val="lowerRoman"/>
+      <w:lvlText w:val="%6."/>
+      <w:lvlJc w:val="right"/>
+      <w:pPr>
+        <w:ind w:left="4320" w:hanging="180"/>
+      </w:pPr>
+    </w:lvl>
+    <w:lvl w:ilvl="6" w:tplc="0409000F" w:tentative="1">
+      <w:start w:val="1"/>
+      <w:numFmt w:val="decimal"/>
+      <w:lvlText w:val="%7."/>
+      <w:lvlJc w:val="left"/>
+      <w:pPr>
+        <w:ind w:left="5040" w:hanging="360"/>
+      </w:pPr>
+    </w:lvl>
+    <w:lvl w:ilvl="7" w:tplc="04090019" w:tentative="1">
+      <w:start w:val="1"/>
+      <w:numFmt w:val="lowerLetter"/>
+      <w:lvlText w:val="%8."/>
+      <w:lvlJc w:val="left"/>
+      <w:pPr>
+        <w:ind w:left="5760" w:hanging="360"/>
+      </w:pPr>
+    </w:lvl>
+    <w:lvl w:ilvl="8" w:tplc="0409001B" w:tentative="1">
+      <w:start w:val="1"/>
+      <w:numFmt w:val="lowerRoman"/>
+      <w:lvlText w:val="%9."/>
+      <w:lvlJc w:val="right"/>
+      <w:pPr>
+        <w:ind w:left="6480" w:hanging="180"/>
+      </w:pPr>
+    </w:lvl>
+  </w:abstractNum>
+  <w:abstractNum w:abstractNumId="2" w15:restartNumberingAfterBreak="0">
     <w:nsid w:val="48AA6F46"/>
     <w:multiLevelType w:val="multilevel"/>
     <w:tmpl w:val="4E547C4E"/>
@@ -4699,6 +4914,9 @@
     <w:abstractNumId w:val="0"/>
   </w:num>
   <w:num w:numId="2" w16cid:durableId="280773283">
+    <w:abstractNumId w:val="2"/>
+  </w:num>
+  <w:num w:numId="3" w16cid:durableId="2103525798">
     <w:abstractNumId w:val="1"/>
   </w:num>
 </w:numbering>
